--- a/my-app/SRS_Template.docx
+++ b/my-app/SRS_Template.docx
@@ -379,9 +379,146 @@
     </w:p>
     <w:p>
       <w:r>
-        <w:t xml:space="preserve">{desc}</w:t>
-      </w:r>
-    </w:p>
+        <w:t xml:space="preserve">需求用例如下表所示。</w:t>
+      </w:r>
+    </w:p>
+    <w:p>
+      <w:pPr>
+        <w:jc w:val="center"/>
+      </w:pPr>
+      <w:r>
+        <w:t xml:space="preserve">表 {name}需求用例表</w:t>
+      </w:r>
+    </w:p>
+    <w:tbl>
+      <w:tblPr>
+        <w:tblW w:type="pct" w:w="100%"/>
+        <w:tblBorders>
+          <w:top w:val="single" w:color="auto" w:sz="4"/>
+          <w:left w:val="single" w:color="auto" w:sz="4"/>
+          <w:bottom w:val="single" w:color="auto" w:sz="4"/>
+          <w:right w:val="single" w:color="auto" w:sz="4"/>
+          <w:insideH w:val="single" w:color="auto" w:sz="4"/>
+          <w:insideV w:val="single" w:color="auto" w:sz="4"/>
+        </w:tblBorders>
+      </w:tblPr>
+      <w:tblGrid>
+        <w:gridCol w:w="100"/>
+        <w:gridCol w:w="100"/>
+      </w:tblGrid>
+      <w:tr>
+        <w:tc>
+          <w:p>
+            <w:r>
+              <w:t xml:space="preserve">角色</w:t>
+            </w:r>
+          </w:p>
+        </w:tc>
+        <w:tc>
+          <w:p>
+            <w:r>
+              <w:t xml:space="preserve">{role}</w:t>
+            </w:r>
+          </w:p>
+        </w:tc>
+      </w:tr>
+      <w:tr>
+        <w:tc>
+          <w:p>
+            <w:r>
+              <w:t xml:space="preserve">功能描述</w:t>
+            </w:r>
+          </w:p>
+        </w:tc>
+        <w:tc>
+          <w:p>
+            <w:r>
+              <w:t xml:space="preserve">{desc}</w:t>
+            </w:r>
+          </w:p>
+        </w:tc>
+      </w:tr>
+      <w:tr>
+        <w:tc>
+          <w:p>
+            <w:r>
+              <w:t xml:space="preserve">前置条件</w:t>
+            </w:r>
+          </w:p>
+        </w:tc>
+        <w:tc>
+          <w:p>
+            <w:r>
+              <w:t xml:space="preserve">{preCondition}</w:t>
+            </w:r>
+          </w:p>
+        </w:tc>
+      </w:tr>
+      <w:tr>
+        <w:tc>
+          <w:p>
+            <w:r>
+              <w:t xml:space="preserve">后置条件</w:t>
+            </w:r>
+          </w:p>
+        </w:tc>
+        <w:tc>
+          <w:p>
+            <w:r>
+              <w:t xml:space="preserve">{postCondition}</w:t>
+            </w:r>
+          </w:p>
+        </w:tc>
+      </w:tr>
+      <w:tr>
+        <w:tc>
+          <w:p>
+            <w:r>
+              <w:t xml:space="preserve">基本流</w:t>
+            </w:r>
+          </w:p>
+        </w:tc>
+        <w:tc>
+          <w:p>
+            <w:r>
+              <w:t xml:space="preserve">{basicFlow}</w:t>
+            </w:r>
+          </w:p>
+        </w:tc>
+      </w:tr>
+      <w:tr>
+        <w:tc>
+          <w:p>
+            <w:r>
+              <w:t xml:space="preserve">扩展流</w:t>
+            </w:r>
+          </w:p>
+        </w:tc>
+        <w:tc>
+          <w:p>
+            <w:r>
+              <w:t xml:space="preserve">{extendFlow}</w:t>
+            </w:r>
+          </w:p>
+        </w:tc>
+      </w:tr>
+      <w:tr>
+        <w:tc>
+          <w:p>
+            <w:r>
+              <w:t xml:space="preserve">约束条件</w:t>
+            </w:r>
+          </w:p>
+        </w:tc>
+        <w:tc>
+          <w:p>
+            <w:r>
+              <w:t xml:space="preserve">{constraint}</w:t>
+            </w:r>
+          </w:p>
+        </w:tc>
+      </w:tr>
+    </w:tbl>
     <w:p>
       <w:r>
         <w:t xml:space="preserve">{/features}</w:t>
